--- a/chapters/parametric-survival-models-handout.docx
+++ b/chapters/parametric-survival-models-handout.docx
@@ -8877,7 +8877,7 @@
         </m:r>
       </m:oMath>
       <w:r>
-        <w:t xml:space="preserve">. This has</w:t>
+        <w:t xml:space="preserve">. This model has</w:t>
       </w:r>
       <w:r>
         <w:t xml:space="preserve"> </w:t>
@@ -12769,7 +12769,7 @@
         <w:pStyle w:val="BodyText"/>
       </w:pPr>
       <w:r>
-        <w:t xml:space="preserve">This is the same data as the</w:t>
+        <w:t xml:space="preserve">This dataset is the same data as the</w:t>
       </w:r>
       <w:r>
         <w:t xml:space="preserve"> </w:t>
